--- a/records/2.docx
+++ b/records/2.docx
@@ -3,6 +3,11 @@
 <w:document xmlns:wpc="http://schemas.microsoft.com/office/word/2010/wordprocessingCanvas" xmlns:cx="http://schemas.microsoft.com/office/drawing/2014/chartex" xmlns:cx1="http://schemas.microsoft.com/office/drawing/2015/9/8/chartex" xmlns:cx2="http://schemas.microsoft.com/office/drawing/2015/10/21/chartex" xmlns:cx3="http://schemas.microsoft.com/office/drawing/2016/5/9/chartex" xmlns:cx4="http://schemas.microsoft.com/office/drawing/2016/5/10/chartex" xmlns:cx5="http://schemas.microsoft.com/office/drawing/2016/5/11/chartex" xmlns:cx6="http://schemas.microsoft.com/office/drawing/2016/5/12/chartex" xmlns:cx7="http://schemas.microsoft.com/office/drawing/2016/5/13/chartex" xmlns:cx8="http://schemas.microsoft.com/office/drawing/2016/5/14/chartex" xmlns:mc="http://schemas.openxmlformats.org/markup-compatibility/2006" xmlns:aink="http://schemas.microsoft.com/office/drawing/2016/ink" xmlns:am3d="http://schemas.microsoft.com/office/drawing/2017/model3d" xmlns:o="urn:schemas-microsoft-com:office:office" xmlns:oel="http://schemas.microsoft.com/office/2019/extlst" xmlns:r="http://schemas.openxmlformats.org/officeDocument/2006/relationships" xmlns:m="http://schemas.openxmlformats.org/officeDocument/2006/math" xmlns:v="urn:schemas-microsoft-com:vml" xmlns:wp14="http://schemas.microsoft.com/office/word/2010/wordprocessingDrawing" xmlns:wp="http://schemas.openxmlformats.org/drawingml/2006/wordprocessingDrawing" xmlns:w10="urn:schemas-microsoft-com:office:word" xmlns:w="http://schemas.openxmlformats.org/wordprocessingml/2006/main" xmlns:w14="http://schemas.microsoft.com/office/word/2010/wordml" xmlns:w15="http://schemas.microsoft.com/office/word/2012/wordml" xmlns:w16cex="http://schemas.microsoft.com/office/word/2018/wordml/cex" xmlns:w16cid="http://schemas.microsoft.com/office/word/2016/wordml/cid" xmlns:w16="http://schemas.microsoft.com/office/word/2018/wordml" xmlns:w16du="http://schemas.microsoft.com/office/word/2023/wordml/word16du" xmlns:w16sdtdh="http://schemas.microsoft.com/office/word/2020/wordml/sdtdatahash" xmlns:w16sdtfl="http://schemas.microsoft.com/office/word/2024/wordml/sdtformatlock" xmlns:w16se="http://schemas.microsoft.com/office/word/2015/wordml/symex" xmlns:wpg="http://schemas.microsoft.com/office/word/2010/wordprocessingGroup" xmlns:wpi="http://schemas.microsoft.com/office/word/2010/wordprocessingInk" xmlns:wne="http://schemas.microsoft.com/office/word/2006/wordml" xmlns:wps="http://schemas.microsoft.com/office/word/2010/wordprocessingShape" mc:Ignorable="w14 w15 w16se w16cid w16 w16cex w16sdtdh w16sdtfl w16du wp14">
   <w:body>
     <w:p>
+      <w:pPr>
+        <w:rPr>
+          <w:rFonts w:hint="eastAsia"/>
+        </w:rPr>
+      </w:pPr>
       <w:r>
         <w:rPr>
           <w:rFonts w:hint="eastAsia"/>
@@ -17,6 +22,9 @@
         </w:rPr>
       </w:pPr>
       <w:r>
+        <w:rPr>
+          <w:noProof/>
+        </w:rPr>
         <w:drawing>
           <wp:inline distT="0" distB="0" distL="0" distR="0" wp14:anchorId="10901E34" wp14:editId="03E36592">
             <wp:extent cx="2372056" cy="2534004"/>
@@ -55,6 +63,11 @@
       </w:r>
     </w:p>
     <w:p>
+      <w:pPr>
+        <w:rPr>
+          <w:rFonts w:hint="eastAsia"/>
+        </w:rPr>
+      </w:pPr>
       <w:r>
         <w:t>通常在二值图像上执行</w:t>
       </w:r>
@@ -70,6 +83,11 @@
       </w:r>
     </w:p>
     <w:p>
+      <w:pPr>
+        <w:rPr>
+          <w:rFonts w:hint="eastAsia"/>
+        </w:rPr>
+      </w:pPr>
       <w:r>
         <w:rPr>
           <w:rFonts w:hint="eastAsia"/>
@@ -78,6 +96,11 @@
       </w:r>
     </w:p>
     <w:p>
+      <w:pPr>
+        <w:rPr>
+          <w:rFonts w:hint="eastAsia"/>
+        </w:rPr>
+      </w:pPr>
       <w:r>
         <w:t>只侵蚀前景对象的边界（总是尽量保持前景为白色）。内核在图像中滑动（如二维卷积）。只有当内核下的所有像素都为 1 时，原始图像中的像素（1 或 0）才会被视为 1，否则会被侵蚀（变为零）。因此，前景对象的厚度或大小在图像中减少或只是白色区域减少。</w:t>
       </w:r>
@@ -96,7 +119,15 @@
       </w:r>
     </w:p>
     <w:p>
-      <w:r>
+      <w:pPr>
+        <w:rPr>
+          <w:rFonts w:hint="eastAsia"/>
+        </w:rPr>
+      </w:pPr>
+      <w:r>
+        <w:rPr>
+          <w:noProof/>
+        </w:rPr>
         <w:drawing>
           <wp:inline distT="0" distB="0" distL="0" distR="0" wp14:anchorId="17449726" wp14:editId="3D673F3B">
             <wp:extent cx="2372056" cy="2534004"/>
@@ -134,6 +165,9 @@
         </w:drawing>
       </w:r>
       <w:r>
+        <w:rPr>
+          <w:noProof/>
+        </w:rPr>
         <w:drawing>
           <wp:inline distT="0" distB="0" distL="0" distR="0" wp14:anchorId="458136A4" wp14:editId="091A14C9">
             <wp:extent cx="2495898" cy="2572109"/>
@@ -172,7 +206,15 @@
       </w:r>
     </w:p>
     <w:p>
-      <w:r>
+      <w:pPr>
+        <w:rPr>
+          <w:rFonts w:hint="eastAsia"/>
+        </w:rPr>
+      </w:pPr>
+      <w:r>
+        <w:rPr>
+          <w:noProof/>
+        </w:rPr>
         <w:drawing>
           <wp:inline distT="0" distB="0" distL="0" distR="0" wp14:anchorId="3CA70E4E" wp14:editId="6FDC9981">
             <wp:extent cx="8145012" cy="600159"/>
@@ -211,7 +253,15 @@
       </w:r>
     </w:p>
     <w:p>
-      <w:r>
+      <w:pPr>
+        <w:rPr>
+          <w:rFonts w:hint="eastAsia"/>
+        </w:rPr>
+      </w:pPr>
+      <w:r>
+        <w:rPr>
+          <w:noProof/>
+        </w:rPr>
         <w:drawing>
           <wp:inline distT="0" distB="0" distL="0" distR="0" wp14:anchorId="00B9ADE5" wp14:editId="6E50E0BD">
             <wp:extent cx="14842021" cy="3439005"/>
@@ -256,6 +306,9 @@
         </w:rPr>
       </w:pPr>
       <w:r>
+        <w:rPr>
+          <w:noProof/>
+        </w:rPr>
         <w:drawing>
           <wp:inline distT="0" distB="0" distL="0" distR="0" wp14:anchorId="089E2DCC" wp14:editId="374FB1EB">
             <wp:extent cx="5534797" cy="571580"/>
@@ -300,7 +353,15 @@
       </w:r>
     </w:p>
     <w:p>
-      <w:r>
+      <w:pPr>
+        <w:rPr>
+          <w:rFonts w:hint="eastAsia"/>
+        </w:rPr>
+      </w:pPr>
+      <w:r>
+        <w:rPr>
+          <w:noProof/>
+        </w:rPr>
         <w:drawing>
           <wp:inline distT="0" distB="0" distL="0" distR="0" wp14:anchorId="10D6B8A0" wp14:editId="1875933E">
             <wp:extent cx="14737232" cy="2438740"/>
@@ -339,7 +400,15 @@
       </w:r>
     </w:p>
     <w:p>
-      <w:r>
+      <w:pPr>
+        <w:rPr>
+          <w:rFonts w:hint="eastAsia"/>
+        </w:rPr>
+      </w:pPr>
+      <w:r>
+        <w:rPr>
+          <w:noProof/>
+        </w:rPr>
         <w:drawing>
           <wp:inline distT="0" distB="0" distL="0" distR="0" wp14:anchorId="68CBF6D5" wp14:editId="73C92F6E">
             <wp:extent cx="15061127" cy="4601217"/>
@@ -377,9 +446,23 @@
         </w:drawing>
       </w:r>
     </w:p>
-    <w:p/>
-    <w:p>
-      <w:r>
+    <w:p>
+      <w:pPr>
+        <w:rPr>
+          <w:rFonts w:hint="eastAsia"/>
+        </w:rPr>
+      </w:pPr>
+    </w:p>
+    <w:p>
+      <w:pPr>
+        <w:rPr>
+          <w:rFonts w:hint="eastAsia"/>
+        </w:rPr>
+      </w:pPr>
+      <w:r>
+        <w:rPr>
+          <w:noProof/>
+        </w:rPr>
         <w:drawing>
           <wp:inline distT="0" distB="0" distL="0" distR="0" wp14:anchorId="65174CB1" wp14:editId="49E61DDB">
             <wp:extent cx="11069595" cy="7582958"/>
@@ -425,6 +508,11 @@
       </w:pPr>
     </w:p>
     <w:p>
+      <w:pPr>
+        <w:rPr>
+          <w:rFonts w:hint="eastAsia"/>
+        </w:rPr>
+      </w:pPr>
       <w:r>
         <w:rPr>
           <w:rFonts w:hint="eastAsia"/>
@@ -433,7 +521,15 @@
       </w:r>
     </w:p>
     <w:p>
-      <w:r>
+      <w:pPr>
+        <w:rPr>
+          <w:rFonts w:hint="eastAsia"/>
+        </w:rPr>
+      </w:pPr>
+      <w:r>
+        <w:rPr>
+          <w:noProof/>
+        </w:rPr>
         <w:drawing>
           <wp:inline distT="0" distB="0" distL="0" distR="0" wp14:anchorId="75EDBD2E" wp14:editId="3C7F81DA">
             <wp:extent cx="5877745" cy="1562318"/>
@@ -472,6 +568,11 @@
       </w:r>
     </w:p>
     <w:p>
+      <w:pPr>
+        <w:rPr>
+          <w:rFonts w:hint="eastAsia"/>
+        </w:rPr>
+      </w:pPr>
       <w:r>
         <w:t>膨胀</w:t>
       </w:r>
@@ -493,6 +594,9 @@
         </w:rPr>
       </w:pPr>
       <w:r>
+        <w:rPr>
+          <w:noProof/>
+        </w:rPr>
         <w:drawing>
           <wp:inline distT="0" distB="0" distL="0" distR="0" wp14:anchorId="35A1F725" wp14:editId="2193078E">
             <wp:extent cx="2372056" cy="2534004"/>
@@ -530,6 +634,9 @@
         </w:drawing>
       </w:r>
       <w:r>
+        <w:rPr>
+          <w:noProof/>
+        </w:rPr>
         <w:drawing>
           <wp:inline distT="0" distB="0" distL="0" distR="0" wp14:anchorId="5BB70EBE" wp14:editId="18BD6BF0">
             <wp:extent cx="2819794" cy="2819794"/>
@@ -568,7 +675,15 @@
       </w:r>
     </w:p>
     <w:p>
-      <w:r>
+      <w:pPr>
+        <w:rPr>
+          <w:rFonts w:hint="eastAsia"/>
+        </w:rPr>
+      </w:pPr>
+      <w:r>
+        <w:rPr>
+          <w:noProof/>
+        </w:rPr>
         <w:drawing>
           <wp:inline distT="0" distB="0" distL="0" distR="0" wp14:anchorId="0555A53D" wp14:editId="41B0D8BF">
             <wp:extent cx="7983064" cy="400106"/>
@@ -622,9 +737,23 @@
         <w:t>：先腐蚀再膨胀</w:t>
       </w:r>
     </w:p>
-    <w:p/>
-    <w:p>
-      <w:r>
+    <w:p>
+      <w:pPr>
+        <w:rPr>
+          <w:rFonts w:hint="eastAsia"/>
+        </w:rPr>
+      </w:pPr>
+    </w:p>
+    <w:p>
+      <w:pPr>
+        <w:rPr>
+          <w:rFonts w:hint="eastAsia"/>
+        </w:rPr>
+      </w:pPr>
+      <w:r>
+        <w:rPr>
+          <w:noProof/>
+        </w:rPr>
         <w:drawing>
           <wp:inline distT="0" distB="0" distL="0" distR="0" wp14:anchorId="561E9256" wp14:editId="6DE0C727">
             <wp:extent cx="4210638" cy="3496163"/>
@@ -663,7 +792,15 @@
       </w:r>
     </w:p>
     <w:p>
-      <w:r>
+      <w:pPr>
+        <w:rPr>
+          <w:rFonts w:hint="eastAsia"/>
+        </w:rPr>
+      </w:pPr>
+      <w:r>
+        <w:rPr>
+          <w:noProof/>
+        </w:rPr>
         <w:drawing>
           <wp:inline distT="0" distB="0" distL="0" distR="0" wp14:anchorId="73274BC2" wp14:editId="45924F6E">
             <wp:extent cx="9154803" cy="495369"/>
@@ -715,7 +852,15 @@
       </w:pPr>
     </w:p>
     <w:p>
-      <w:r>
+      <w:pPr>
+        <w:rPr>
+          <w:rFonts w:hint="eastAsia"/>
+        </w:rPr>
+      </w:pPr>
+      <w:r>
+        <w:rPr>
+          <w:noProof/>
+        </w:rPr>
         <w:drawing>
           <wp:inline distT="0" distB="0" distL="0" distR="0" wp14:anchorId="28CDFCFD" wp14:editId="016F4530">
             <wp:extent cx="15699391" cy="3591426"/>
@@ -754,7 +899,15 @@
       </w:r>
     </w:p>
     <w:p>
-      <w:r>
+      <w:pPr>
+        <w:rPr>
+          <w:rFonts w:hint="eastAsia"/>
+        </w:rPr>
+      </w:pPr>
+      <w:r>
+        <w:rPr>
+          <w:noProof/>
+        </w:rPr>
         <w:drawing>
           <wp:inline distT="0" distB="0" distL="0" distR="0" wp14:anchorId="3C69491D" wp14:editId="2E26BA13">
             <wp:extent cx="14880127" cy="8859486"/>
@@ -793,6 +946,11 @@
       </w:r>
     </w:p>
     <w:p>
+      <w:pPr>
+        <w:rPr>
+          <w:rFonts w:hint="eastAsia"/>
+        </w:rPr>
+      </w:pPr>
       <w:r>
         <w:t>闭运算</w:t>
       </w:r>
@@ -804,7 +962,15 @@
       </w:r>
     </w:p>
     <w:p>
-      <w:r>
+      <w:pPr>
+        <w:rPr>
+          <w:rFonts w:hint="eastAsia"/>
+        </w:rPr>
+      </w:pPr>
+      <w:r>
+        <w:rPr>
+          <w:noProof/>
+        </w:rPr>
         <w:drawing>
           <wp:inline distT="0" distB="0" distL="0" distR="0" wp14:anchorId="61D72589" wp14:editId="15C7DCF4">
             <wp:extent cx="3953427" cy="3258005"/>
@@ -843,11 +1009,21 @@
       </w:r>
     </w:p>
     <w:p>
+      <w:pPr>
+        <w:rPr>
+          <w:rFonts w:hint="eastAsia"/>
+        </w:rPr>
+      </w:pPr>
       <w:r>
         <w:t>5、形态梯度</w:t>
       </w:r>
     </w:p>
     <w:p>
+      <w:pPr>
+        <w:rPr>
+          <w:rFonts w:hint="eastAsia"/>
+        </w:rPr>
+      </w:pPr>
       <w:r>
         <w:t>它是图像的膨胀和腐蚀之间的差值。</w:t>
       </w:r>
@@ -859,6 +1035,9 @@
         </w:rPr>
       </w:pPr>
       <w:r>
+        <w:rPr>
+          <w:noProof/>
+        </w:rPr>
         <w:drawing>
           <wp:inline distT="0" distB="0" distL="0" distR="0" wp14:anchorId="29665DB2" wp14:editId="57253F9E">
             <wp:extent cx="7468642" cy="647790"/>
@@ -897,7 +1076,15 @@
       </w:r>
     </w:p>
     <w:p>
-      <w:r>
+      <w:pPr>
+        <w:rPr>
+          <w:rFonts w:hint="eastAsia"/>
+        </w:rPr>
+      </w:pPr>
+      <w:r>
+        <w:rPr>
+          <w:noProof/>
+        </w:rPr>
         <w:drawing>
           <wp:inline distT="0" distB="0" distL="0" distR="0" wp14:anchorId="4E037CCF" wp14:editId="76D7F17B">
             <wp:extent cx="4143953" cy="3038899"/>
@@ -936,17 +1123,35 @@
       </w:r>
     </w:p>
     <w:p>
+      <w:pPr>
+        <w:rPr>
+          <w:rFonts w:hint="eastAsia"/>
+        </w:rPr>
+      </w:pPr>
       <w:r>
         <w:t>6、顶帽</w:t>
       </w:r>
     </w:p>
     <w:p>
+      <w:pPr>
+        <w:rPr>
+          <w:rFonts w:hint="eastAsia"/>
+        </w:rPr>
+      </w:pPr>
       <w:r>
         <w:t>它是原图像和原图像开运算结果的差值。下面是 9x9 核的例子</w:t>
       </w:r>
     </w:p>
     <w:p>
-      <w:r>
+      <w:pPr>
+        <w:rPr>
+          <w:rFonts w:hint="eastAsia"/>
+        </w:rPr>
+      </w:pPr>
+      <w:r>
+        <w:rPr>
+          <w:noProof/>
+        </w:rPr>
         <w:drawing>
           <wp:inline distT="0" distB="0" distL="0" distR="0" wp14:anchorId="1C4E48EC" wp14:editId="02504521">
             <wp:extent cx="4315427" cy="2838846"/>
@@ -992,7 +1197,15 @@
       </w:pPr>
     </w:p>
     <w:p>
-      <w:r>
+      <w:pPr>
+        <w:rPr>
+          <w:rFonts w:hint="eastAsia"/>
+        </w:rPr>
+      </w:pPr>
+      <w:r>
+        <w:rPr>
+          <w:noProof/>
+        </w:rPr>
         <w:drawing>
           <wp:inline distT="0" distB="0" distL="0" distR="0" wp14:anchorId="6499AB5A" wp14:editId="764F8F88">
             <wp:extent cx="6554115" cy="552527"/>
@@ -1037,6 +1250,9 @@
         </w:rPr>
       </w:pPr>
       <w:r>
+        <w:rPr>
+          <w:noProof/>
+        </w:rPr>
         <w:drawing>
           <wp:inline distT="0" distB="0" distL="0" distR="0" wp14:anchorId="0F1DCD25" wp14:editId="0553B7FF">
             <wp:extent cx="10126488" cy="6230219"/>
@@ -1088,7 +1304,15 @@
       </w:pPr>
     </w:p>
     <w:p>
-      <w:r>
+      <w:pPr>
+        <w:rPr>
+          <w:rFonts w:hint="eastAsia"/>
+        </w:rPr>
+      </w:pPr>
+      <w:r>
+        <w:rPr>
+          <w:noProof/>
+        </w:rPr>
         <w:drawing>
           <wp:inline distT="0" distB="0" distL="0" distR="0" wp14:anchorId="018F8E48" wp14:editId="7B521893">
             <wp:extent cx="11650701" cy="6163535"/>
@@ -1127,12 +1351,10 @@
       </w:r>
     </w:p>
     <w:p>
-      <w:pPr>
-        <w:rPr>
-          <w:rFonts w:hint="eastAsia"/>
-        </w:rPr>
-      </w:pPr>
-      <w:r>
+      <w:r>
+        <w:rPr>
+          <w:noProof/>
+        </w:rPr>
         <w:drawing>
           <wp:inline distT="0" distB="0" distL="0" distR="0" wp14:anchorId="37B33E42" wp14:editId="726843BD">
             <wp:extent cx="10612331" cy="3591426"/>
@@ -1158,6 +1380,648 @@
                     <a:xfrm>
                       <a:off x="0" y="0"/>
                       <a:ext cx="10612331" cy="3591426"/>
+                    </a:xfrm>
+                    <a:prstGeom prst="rect">
+                      <a:avLst/>
+                    </a:prstGeom>
+                  </pic:spPr>
+                </pic:pic>
+              </a:graphicData>
+            </a:graphic>
+          </wp:inline>
+        </w:drawing>
+      </w:r>
+    </w:p>
+    <w:p>
+      <w:pPr>
+        <w:rPr>
+          <w:rFonts w:hint="eastAsia"/>
+        </w:rPr>
+      </w:pPr>
+      <w:r>
+        <w:rPr>
+          <w:rFonts w:hint="eastAsia"/>
+          <w:noProof/>
+        </w:rPr>
+        <mc:AlternateContent>
+          <mc:Choice Requires="wps">
+            <w:drawing>
+              <wp:anchor distT="0" distB="0" distL="114300" distR="114300" simplePos="0" relativeHeight="251659264" behindDoc="0" locked="0" layoutInCell="1" allowOverlap="1" wp14:anchorId="55389EE4" wp14:editId="6493B5A8">
+                <wp:simplePos x="0" y="0"/>
+                <wp:positionH relativeFrom="column">
+                  <wp:posOffset>163333</wp:posOffset>
+                </wp:positionH>
+                <wp:positionV relativeFrom="paragraph">
+                  <wp:posOffset>464927</wp:posOffset>
+                </wp:positionV>
+                <wp:extent cx="16595002" cy="36214"/>
+                <wp:effectExtent l="0" t="0" r="36195" b="20955"/>
+                <wp:wrapNone/>
+                <wp:docPr id="216475675" name="直接连接符 1"/>
+                <wp:cNvGraphicFramePr/>
+                <a:graphic xmlns:a="http://schemas.openxmlformats.org/drawingml/2006/main">
+                  <a:graphicData uri="http://schemas.microsoft.com/office/word/2010/wordprocessingShape">
+                    <wps:wsp>
+                      <wps:cNvCnPr/>
+                      <wps:spPr>
+                        <a:xfrm>
+                          <a:off x="0" y="0"/>
+                          <a:ext cx="16595002" cy="36214"/>
+                        </a:xfrm>
+                        <a:prstGeom prst="line">
+                          <a:avLst/>
+                        </a:prstGeom>
+                      </wps:spPr>
+                      <wps:style>
+                        <a:lnRef idx="1">
+                          <a:schemeClr val="accent1"/>
+                        </a:lnRef>
+                        <a:fillRef idx="0">
+                          <a:schemeClr val="accent1"/>
+                        </a:fillRef>
+                        <a:effectRef idx="0">
+                          <a:schemeClr val="accent1"/>
+                        </a:effectRef>
+                        <a:fontRef idx="minor">
+                          <a:schemeClr val="tx1"/>
+                        </a:fontRef>
+                      </wps:style>
+                      <wps:bodyPr/>
+                    </wps:wsp>
+                  </a:graphicData>
+                </a:graphic>
+              </wp:anchor>
+            </w:drawing>
+          </mc:Choice>
+          <mc:Fallback>
+            <w:pict>
+              <v:line w14:anchorId="475566DA" id="直接连接符 1" o:spid="_x0000_s1026" style="position:absolute;z-index:251659264;visibility:visible;mso-wrap-style:square;mso-wrap-distance-left:9pt;mso-wrap-distance-top:0;mso-wrap-distance-right:9pt;mso-wrap-distance-bottom:0;mso-position-horizontal:absolute;mso-position-horizontal-relative:text;mso-position-vertical:absolute;mso-position-vertical-relative:text" from="12.85pt,36.6pt" to="1319.55pt,39.45pt" o:gfxdata="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" strokecolor="#156082 [3204]" strokeweight=".5pt">
+                <v:stroke joinstyle="miter"/>
+              </v:line>
+            </w:pict>
+          </mc:Fallback>
+        </mc:AlternateContent>
+      </w:r>
+    </w:p>
+    <w:p>
+      <w:pPr>
+        <w:rPr>
+          <w:rFonts w:hint="eastAsia"/>
+        </w:rPr>
+      </w:pPr>
+    </w:p>
+    <w:p>
+      <w:r>
+        <w:rPr>
+          <w:rFonts w:hint="eastAsia"/>
+        </w:rPr>
+        <w:t>图像梯度</w:t>
+      </w:r>
+    </w:p>
+    <w:p>
+      <w:r>
+        <w:rPr>
+          <w:rFonts w:hint="eastAsia"/>
+        </w:rPr>
+        <w:t>图像梯度，简单理解就是某一方向上亮度的变化率，尤其是边缘轮廓处的梯度绝对值都很大，可以以此勾勒出轮廓</w:t>
+      </w:r>
+    </w:p>
+    <w:p>
+      <w:r>
+        <w:drawing>
+          <wp:inline distT="0" distB="0" distL="0" distR="0" wp14:anchorId="03A8218E" wp14:editId="641C09D1">
+            <wp:extent cx="8145012" cy="514422"/>
+            <wp:effectExtent l="0" t="0" r="0" b="0"/>
+            <wp:docPr id="644935781" name="图片 1"/>
+            <wp:cNvGraphicFramePr>
+              <a:graphicFrameLocks xmlns:a="http://schemas.openxmlformats.org/drawingml/2006/main" noChangeAspect="1"/>
+            </wp:cNvGraphicFramePr>
+            <a:graphic xmlns:a="http://schemas.openxmlformats.org/drawingml/2006/main">
+              <a:graphicData uri="http://schemas.openxmlformats.org/drawingml/2006/picture">
+                <pic:pic xmlns:pic="http://schemas.openxmlformats.org/drawingml/2006/picture">
+                  <pic:nvPicPr>
+                    <pic:cNvPr id="644935781" name=""/>
+                    <pic:cNvPicPr/>
+                  </pic:nvPicPr>
+                  <pic:blipFill>
+                    <a:blip r:embed="rId27"/>
+                    <a:stretch>
+                      <a:fillRect/>
+                    </a:stretch>
+                  </pic:blipFill>
+                  <pic:spPr>
+                    <a:xfrm>
+                      <a:off x="0" y="0"/>
+                      <a:ext cx="8145012" cy="514422"/>
+                    </a:xfrm>
+                    <a:prstGeom prst="rect">
+                      <a:avLst/>
+                    </a:prstGeom>
+                  </pic:spPr>
+                </pic:pic>
+              </a:graphicData>
+            </a:graphic>
+          </wp:inline>
+        </w:drawing>
+      </w:r>
+      <w:r>
+        <w:rPr>
+          <w:rFonts w:hint="eastAsia"/>
+        </w:rPr>
+        <w:t>运用Sobel算子计算各点的梯度</w:t>
+      </w:r>
+    </w:p>
+    <w:p>
+      <w:pPr>
+        <w:rPr>
+          <w:rFonts w:hint="eastAsia"/>
+        </w:rPr>
+      </w:pPr>
+      <w:r>
+        <w:drawing>
+          <wp:inline distT="0" distB="0" distL="0" distR="0" wp14:anchorId="0A60AD7F" wp14:editId="39EC863A">
+            <wp:extent cx="14527652" cy="4058216"/>
+            <wp:effectExtent l="0" t="0" r="7620" b="0"/>
+            <wp:docPr id="425186341" name="图片 1"/>
+            <wp:cNvGraphicFramePr>
+              <a:graphicFrameLocks xmlns:a="http://schemas.openxmlformats.org/drawingml/2006/main" noChangeAspect="1"/>
+            </wp:cNvGraphicFramePr>
+            <a:graphic xmlns:a="http://schemas.openxmlformats.org/drawingml/2006/main">
+              <a:graphicData uri="http://schemas.openxmlformats.org/drawingml/2006/picture">
+                <pic:pic xmlns:pic="http://schemas.openxmlformats.org/drawingml/2006/picture">
+                  <pic:nvPicPr>
+                    <pic:cNvPr id="425186341" name=""/>
+                    <pic:cNvPicPr/>
+                  </pic:nvPicPr>
+                  <pic:blipFill>
+                    <a:blip r:embed="rId28"/>
+                    <a:stretch>
+                      <a:fillRect/>
+                    </a:stretch>
+                  </pic:blipFill>
+                  <pic:spPr>
+                    <a:xfrm>
+                      <a:off x="0" y="0"/>
+                      <a:ext cx="14527652" cy="4058216"/>
+                    </a:xfrm>
+                    <a:prstGeom prst="rect">
+                      <a:avLst/>
+                    </a:prstGeom>
+                  </pic:spPr>
+                </pic:pic>
+              </a:graphicData>
+            </a:graphic>
+          </wp:inline>
+        </w:drawing>
+      </w:r>
+    </w:p>
+    <w:p>
+      <w:r>
+        <w:drawing>
+          <wp:inline distT="0" distB="0" distL="0" distR="0" wp14:anchorId="5785C20E" wp14:editId="4172850D">
+            <wp:extent cx="3877216" cy="3448531"/>
+            <wp:effectExtent l="0" t="0" r="9525" b="0"/>
+            <wp:docPr id="1245732642" name="图片 1"/>
+            <wp:cNvGraphicFramePr>
+              <a:graphicFrameLocks xmlns:a="http://schemas.openxmlformats.org/drawingml/2006/main" noChangeAspect="1"/>
+            </wp:cNvGraphicFramePr>
+            <a:graphic xmlns:a="http://schemas.openxmlformats.org/drawingml/2006/main">
+              <a:graphicData uri="http://schemas.openxmlformats.org/drawingml/2006/picture">
+                <pic:pic xmlns:pic="http://schemas.openxmlformats.org/drawingml/2006/picture">
+                  <pic:nvPicPr>
+                    <pic:cNvPr id="1245732642" name=""/>
+                    <pic:cNvPicPr/>
+                  </pic:nvPicPr>
+                  <pic:blipFill>
+                    <a:blip r:embed="rId29"/>
+                    <a:stretch>
+                      <a:fillRect/>
+                    </a:stretch>
+                  </pic:blipFill>
+                  <pic:spPr>
+                    <a:xfrm>
+                      <a:off x="0" y="0"/>
+                      <a:ext cx="3877216" cy="3448531"/>
+                    </a:xfrm>
+                    <a:prstGeom prst="rect">
+                      <a:avLst/>
+                    </a:prstGeom>
+                  </pic:spPr>
+                </pic:pic>
+              </a:graphicData>
+            </a:graphic>
+          </wp:inline>
+        </w:drawing>
+      </w:r>
+      <w:r>
+        <w:rPr>
+          <w:rFonts w:hint="eastAsia"/>
+        </w:rPr>
+        <w:t>水平Sobel算子与垂直Sobel算子，用于计算对应方向的梯度</w:t>
+      </w:r>
+    </w:p>
+    <w:p>
+      <w:r>
+        <w:rPr>
+          <w:rFonts w:hint="eastAsia"/>
+        </w:rPr>
+        <w:t>注意计算的结果要用</w:t>
+      </w:r>
+      <w:r>
+        <w:t>cv.CV_64F</w:t>
+      </w:r>
+      <w:r>
+        <w:rPr>
+          <w:rFonts w:hint="eastAsia"/>
+        </w:rPr>
+        <w:t>深度，因为梯度有负数，不能用U8存储</w:t>
+      </w:r>
+      <w:r>
+        <w:rPr>
+          <w:rFonts w:hint="eastAsia"/>
+        </w:rPr>
+        <w:t>，ddepth要选对。</w:t>
+      </w:r>
+    </w:p>
+    <w:p>
+      <w:pPr>
+        <w:rPr>
+          <w:rFonts w:hint="eastAsia"/>
+        </w:rPr>
+      </w:pPr>
+      <w:r>
+        <w:drawing>
+          <wp:inline distT="0" distB="0" distL="0" distR="0" wp14:anchorId="6828AA64" wp14:editId="7B1DAD5E">
+            <wp:extent cx="4220164" cy="552527"/>
+            <wp:effectExtent l="0" t="0" r="9525" b="0"/>
+            <wp:docPr id="998119912" name="图片 1"/>
+            <wp:cNvGraphicFramePr>
+              <a:graphicFrameLocks xmlns:a="http://schemas.openxmlformats.org/drawingml/2006/main" noChangeAspect="1"/>
+            </wp:cNvGraphicFramePr>
+            <a:graphic xmlns:a="http://schemas.openxmlformats.org/drawingml/2006/main">
+              <a:graphicData uri="http://schemas.openxmlformats.org/drawingml/2006/picture">
+                <pic:pic xmlns:pic="http://schemas.openxmlformats.org/drawingml/2006/picture">
+                  <pic:nvPicPr>
+                    <pic:cNvPr id="998119912" name=""/>
+                    <pic:cNvPicPr/>
+                  </pic:nvPicPr>
+                  <pic:blipFill>
+                    <a:blip r:embed="rId30"/>
+                    <a:stretch>
+                      <a:fillRect/>
+                    </a:stretch>
+                  </pic:blipFill>
+                  <pic:spPr>
+                    <a:xfrm>
+                      <a:off x="0" y="0"/>
+                      <a:ext cx="4220164" cy="552527"/>
+                    </a:xfrm>
+                    <a:prstGeom prst="rect">
+                      <a:avLst/>
+                    </a:prstGeom>
+                  </pic:spPr>
+                </pic:pic>
+              </a:graphicData>
+            </a:graphic>
+          </wp:inline>
+        </w:drawing>
+      </w:r>
+      <w:r>
+        <w:rPr>
+          <w:rFonts w:hint="eastAsia"/>
+        </w:rPr>
+        <w:t>才能不丢失负数。</w:t>
+      </w:r>
+    </w:p>
+    <w:p>
+      <w:pPr>
+        <w:ind w:firstLineChars="100" w:firstLine="220"/>
+      </w:pPr>
+      <w:r>
+        <w:rPr>
+          <w:rFonts w:hint="eastAsia"/>
+        </w:rPr>
+        <w:t>dx\dy选项用来设置是水平Sobel还是垂直Sobel,注意不要同时设置，效果很差。融合要用</w:t>
+      </w:r>
+      <w:r>
+        <w:drawing>
+          <wp:inline distT="0" distB="0" distL="0" distR="0" wp14:anchorId="3774151C" wp14:editId="7B5AB134">
+            <wp:extent cx="5125165" cy="543001"/>
+            <wp:effectExtent l="0" t="0" r="0" b="9525"/>
+            <wp:docPr id="871900795" name="图片 1"/>
+            <wp:cNvGraphicFramePr>
+              <a:graphicFrameLocks xmlns:a="http://schemas.openxmlformats.org/drawingml/2006/main" noChangeAspect="1"/>
+            </wp:cNvGraphicFramePr>
+            <a:graphic xmlns:a="http://schemas.openxmlformats.org/drawingml/2006/main">
+              <a:graphicData uri="http://schemas.openxmlformats.org/drawingml/2006/picture">
+                <pic:pic xmlns:pic="http://schemas.openxmlformats.org/drawingml/2006/picture">
+                  <pic:nvPicPr>
+                    <pic:cNvPr id="871900795" name=""/>
+                    <pic:cNvPicPr/>
+                  </pic:nvPicPr>
+                  <pic:blipFill>
+                    <a:blip r:embed="rId31"/>
+                    <a:stretch>
+                      <a:fillRect/>
+                    </a:stretch>
+                  </pic:blipFill>
+                  <pic:spPr>
+                    <a:xfrm>
+                      <a:off x="0" y="0"/>
+                      <a:ext cx="5125165" cy="543001"/>
+                    </a:xfrm>
+                    <a:prstGeom prst="rect">
+                      <a:avLst/>
+                    </a:prstGeom>
+                  </pic:spPr>
+                </pic:pic>
+              </a:graphicData>
+            </a:graphic>
+          </wp:inline>
+        </w:drawing>
+      </w:r>
+    </w:p>
+    <w:p>
+      <w:pPr>
+        <w:ind w:firstLineChars="100" w:firstLine="220"/>
+        <w:rPr>
+          <w:rFonts w:hint="eastAsia"/>
+        </w:rPr>
+      </w:pPr>
+    </w:p>
+    <w:p>
+      <w:r>
+        <w:t>Scharr</w:t>
+      </w:r>
+      <w:r>
+        <w:rPr>
+          <w:rFonts w:hint="eastAsia"/>
+        </w:rPr>
+        <w:t>算子</w:t>
+      </w:r>
+    </w:p>
+    <w:p>
+      <w:pPr>
+        <w:rPr>
+          <w:rFonts w:hint="eastAsia"/>
+        </w:rPr>
+      </w:pPr>
+      <w:r>
+        <w:drawing>
+          <wp:inline distT="0" distB="0" distL="0" distR="0" wp14:anchorId="0993472C" wp14:editId="721E0E11">
+            <wp:extent cx="4867954" cy="4553585"/>
+            <wp:effectExtent l="0" t="0" r="8890" b="0"/>
+            <wp:docPr id="981349091" name="图片 1"/>
+            <wp:cNvGraphicFramePr>
+              <a:graphicFrameLocks xmlns:a="http://schemas.openxmlformats.org/drawingml/2006/main" noChangeAspect="1"/>
+            </wp:cNvGraphicFramePr>
+            <a:graphic xmlns:a="http://schemas.openxmlformats.org/drawingml/2006/main">
+              <a:graphicData uri="http://schemas.openxmlformats.org/drawingml/2006/picture">
+                <pic:pic xmlns:pic="http://schemas.openxmlformats.org/drawingml/2006/picture">
+                  <pic:nvPicPr>
+                    <pic:cNvPr id="981349091" name=""/>
+                    <pic:cNvPicPr/>
+                  </pic:nvPicPr>
+                  <pic:blipFill>
+                    <a:blip r:embed="rId32"/>
+                    <a:stretch>
+                      <a:fillRect/>
+                    </a:stretch>
+                  </pic:blipFill>
+                  <pic:spPr>
+                    <a:xfrm>
+                      <a:off x="0" y="0"/>
+                      <a:ext cx="4867954" cy="4553585"/>
+                    </a:xfrm>
+                    <a:prstGeom prst="rect">
+                      <a:avLst/>
+                    </a:prstGeom>
+                  </pic:spPr>
+                </pic:pic>
+              </a:graphicData>
+            </a:graphic>
+          </wp:inline>
+        </w:drawing>
+      </w:r>
+    </w:p>
+    <w:p>
+      <w:pPr>
+        <w:rPr>
+          <w:rFonts w:hint="eastAsia"/>
+        </w:rPr>
+      </w:pPr>
+      <w:r>
+        <w:rPr>
+          <w:rFonts w:hint="eastAsia"/>
+        </w:rPr>
+        <w:t>比Sobel更能捕捉到细节纹理。</w:t>
+      </w:r>
+    </w:p>
+    <w:p>
+      <w:r>
+        <w:rPr>
+          <w:rFonts w:hint="eastAsia"/>
+        </w:rPr>
+        <w:t>、</w:t>
+      </w:r>
+      <w:r>
+        <w:drawing>
+          <wp:inline distT="0" distB="0" distL="0" distR="0" wp14:anchorId="21138258" wp14:editId="047C3114">
+            <wp:extent cx="7182852" cy="466790"/>
+            <wp:effectExtent l="0" t="0" r="0" b="9525"/>
+            <wp:docPr id="379976505" name="图片 1"/>
+            <wp:cNvGraphicFramePr>
+              <a:graphicFrameLocks xmlns:a="http://schemas.openxmlformats.org/drawingml/2006/main" noChangeAspect="1"/>
+            </wp:cNvGraphicFramePr>
+            <a:graphic xmlns:a="http://schemas.openxmlformats.org/drawingml/2006/main">
+              <a:graphicData uri="http://schemas.openxmlformats.org/drawingml/2006/picture">
+                <pic:pic xmlns:pic="http://schemas.openxmlformats.org/drawingml/2006/picture">
+                  <pic:nvPicPr>
+                    <pic:cNvPr id="379976505" name=""/>
+                    <pic:cNvPicPr/>
+                  </pic:nvPicPr>
+                  <pic:blipFill>
+                    <a:blip r:embed="rId33"/>
+                    <a:stretch>
+                      <a:fillRect/>
+                    </a:stretch>
+                  </pic:blipFill>
+                  <pic:spPr>
+                    <a:xfrm>
+                      <a:off x="0" y="0"/>
+                      <a:ext cx="7182852" cy="466790"/>
+                    </a:xfrm>
+                    <a:prstGeom prst="rect">
+                      <a:avLst/>
+                    </a:prstGeom>
+                  </pic:spPr>
+                </pic:pic>
+              </a:graphicData>
+            </a:graphic>
+          </wp:inline>
+        </w:drawing>
+      </w:r>
+    </w:p>
+    <w:p>
+      <w:pPr>
+        <w:rPr>
+          <w:rFonts w:hint="eastAsia"/>
+        </w:rPr>
+      </w:pPr>
+      <w:r>
+        <w:drawing>
+          <wp:inline distT="0" distB="0" distL="0" distR="0" wp14:anchorId="72A6A826" wp14:editId="7E8DA9E5">
+            <wp:extent cx="15156390" cy="3410426"/>
+            <wp:effectExtent l="0" t="0" r="7620" b="0"/>
+            <wp:docPr id="1334337421" name="图片 1"/>
+            <wp:cNvGraphicFramePr>
+              <a:graphicFrameLocks xmlns:a="http://schemas.openxmlformats.org/drawingml/2006/main" noChangeAspect="1"/>
+            </wp:cNvGraphicFramePr>
+            <a:graphic xmlns:a="http://schemas.openxmlformats.org/drawingml/2006/main">
+              <a:graphicData uri="http://schemas.openxmlformats.org/drawingml/2006/picture">
+                <pic:pic xmlns:pic="http://schemas.openxmlformats.org/drawingml/2006/picture">
+                  <pic:nvPicPr>
+                    <pic:cNvPr id="1334337421" name=""/>
+                    <pic:cNvPicPr/>
+                  </pic:nvPicPr>
+                  <pic:blipFill>
+                    <a:blip r:embed="rId34"/>
+                    <a:stretch>
+                      <a:fillRect/>
+                    </a:stretch>
+                  </pic:blipFill>
+                  <pic:spPr>
+                    <a:xfrm>
+                      <a:off x="0" y="0"/>
+                      <a:ext cx="15156390" cy="3410426"/>
+                    </a:xfrm>
+                    <a:prstGeom prst="rect">
+                      <a:avLst/>
+                    </a:prstGeom>
+                  </pic:spPr>
+                </pic:pic>
+              </a:graphicData>
+            </a:graphic>
+          </wp:inline>
+        </w:drawing>
+      </w:r>
+    </w:p>
+    <w:p>
+      <w:r>
+        <w:rPr>
+          <w:rFonts w:hint="eastAsia"/>
+        </w:rPr>
+        <w:t>于Sobel注意事项同理。</w:t>
+      </w:r>
+    </w:p>
+    <w:p>
+      <w:r>
+        <w:t>Laplacian 微分</w:t>
+      </w:r>
+    </w:p>
+    <w:p>
+      <w:r>
+        <w:drawing>
+          <wp:inline distT="0" distB="0" distL="0" distR="0" wp14:anchorId="21307DD2" wp14:editId="5C57A2B3">
+            <wp:extent cx="15727970" cy="7802064"/>
+            <wp:effectExtent l="0" t="0" r="7620" b="8890"/>
+            <wp:docPr id="1944582439" name="图片 1"/>
+            <wp:cNvGraphicFramePr>
+              <a:graphicFrameLocks xmlns:a="http://schemas.openxmlformats.org/drawingml/2006/main" noChangeAspect="1"/>
+            </wp:cNvGraphicFramePr>
+            <a:graphic xmlns:a="http://schemas.openxmlformats.org/drawingml/2006/main">
+              <a:graphicData uri="http://schemas.openxmlformats.org/drawingml/2006/picture">
+                <pic:pic xmlns:pic="http://schemas.openxmlformats.org/drawingml/2006/picture">
+                  <pic:nvPicPr>
+                    <pic:cNvPr id="1944582439" name=""/>
+                    <pic:cNvPicPr/>
+                  </pic:nvPicPr>
+                  <pic:blipFill>
+                    <a:blip r:embed="rId35"/>
+                    <a:stretch>
+                      <a:fillRect/>
+                    </a:stretch>
+                  </pic:blipFill>
+                  <pic:spPr>
+                    <a:xfrm>
+                      <a:off x="0" y="0"/>
+                      <a:ext cx="15727970" cy="7802064"/>
+                    </a:xfrm>
+                    <a:prstGeom prst="rect">
+                      <a:avLst/>
+                    </a:prstGeom>
+                  </pic:spPr>
+                </pic:pic>
+              </a:graphicData>
+            </a:graphic>
+          </wp:inline>
+        </w:drawing>
+      </w:r>
+    </w:p>
+    <w:p>
+      <w:r>
+        <w:drawing>
+          <wp:inline distT="0" distB="0" distL="0" distR="0" wp14:anchorId="6E0E292F" wp14:editId="304EE497">
+            <wp:extent cx="10564699" cy="924054"/>
+            <wp:effectExtent l="0" t="0" r="0" b="9525"/>
+            <wp:docPr id="613712489" name="图片 1"/>
+            <wp:cNvGraphicFramePr>
+              <a:graphicFrameLocks xmlns:a="http://schemas.openxmlformats.org/drawingml/2006/main" noChangeAspect="1"/>
+            </wp:cNvGraphicFramePr>
+            <a:graphic xmlns:a="http://schemas.openxmlformats.org/drawingml/2006/main">
+              <a:graphicData uri="http://schemas.openxmlformats.org/drawingml/2006/picture">
+                <pic:pic xmlns:pic="http://schemas.openxmlformats.org/drawingml/2006/picture">
+                  <pic:nvPicPr>
+                    <pic:cNvPr id="613712489" name=""/>
+                    <pic:cNvPicPr/>
+                  </pic:nvPicPr>
+                  <pic:blipFill>
+                    <a:blip r:embed="rId36"/>
+                    <a:stretch>
+                      <a:fillRect/>
+                    </a:stretch>
+                  </pic:blipFill>
+                  <pic:spPr>
+                    <a:xfrm>
+                      <a:off x="0" y="0"/>
+                      <a:ext cx="10564699" cy="924054"/>
+                    </a:xfrm>
+                    <a:prstGeom prst="rect">
+                      <a:avLst/>
+                    </a:prstGeom>
+                  </pic:spPr>
+                </pic:pic>
+              </a:graphicData>
+            </a:graphic>
+          </wp:inline>
+        </w:drawing>
+      </w:r>
+      <w:r>
+        <w:drawing>
+          <wp:inline distT="0" distB="0" distL="0" distR="0" wp14:anchorId="22D42BA7" wp14:editId="409B735E">
+            <wp:extent cx="6725589" cy="4239217"/>
+            <wp:effectExtent l="0" t="0" r="0" b="9525"/>
+            <wp:docPr id="1076529044" name="图片 1"/>
+            <wp:cNvGraphicFramePr>
+              <a:graphicFrameLocks xmlns:a="http://schemas.openxmlformats.org/drawingml/2006/main" noChangeAspect="1"/>
+            </wp:cNvGraphicFramePr>
+            <a:graphic xmlns:a="http://schemas.openxmlformats.org/drawingml/2006/main">
+              <a:graphicData uri="http://schemas.openxmlformats.org/drawingml/2006/picture">
+                <pic:pic xmlns:pic="http://schemas.openxmlformats.org/drawingml/2006/picture">
+                  <pic:nvPicPr>
+                    <pic:cNvPr id="1076529044" name=""/>
+                    <pic:cNvPicPr/>
+                  </pic:nvPicPr>
+                  <pic:blipFill>
+                    <a:blip r:embed="rId37"/>
+                    <a:stretch>
+                      <a:fillRect/>
+                    </a:stretch>
+                  </pic:blipFill>
+                  <pic:spPr>
+                    <a:xfrm>
+                      <a:off x="0" y="0"/>
+                      <a:ext cx="6725589" cy="4239217"/>
                     </a:xfrm>
                     <a:prstGeom prst="rect">
                       <a:avLst/>

--- a/records/2.docx
+++ b/records/2.docx
@@ -1351,6 +1351,11 @@
       </w:r>
     </w:p>
     <w:p>
+      <w:pPr>
+        <w:rPr>
+          <w:rFonts w:hint="eastAsia"/>
+        </w:rPr>
+      </w:pPr>
       <w:r>
         <w:rPr>
           <w:noProof/>
@@ -1455,7 +1460,7 @@
           </mc:Choice>
           <mc:Fallback>
             <w:pict>
-              <v:line w14:anchorId="475566DA" id="直接连接符 1" o:spid="_x0000_s1026" style="position:absolute;z-index:251659264;visibility:visible;mso-wrap-style:square;mso-wrap-distance-left:9pt;mso-wrap-distance-top:0;mso-wrap-distance-right:9pt;mso-wrap-distance-bottom:0;mso-position-horizontal:absolute;mso-position-horizontal-relative:text;mso-position-vertical:absolute;mso-position-vertical-relative:text" from="12.85pt,36.6pt" to="1319.55pt,39.45pt" o:gfxdata="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" strokecolor="#156082 [3204]" strokeweight=".5pt">
+              <v:line w14:anchorId="593C6B6E" id="直接连接符 1" o:spid="_x0000_s1026" style="position:absolute;z-index:251659264;visibility:visible;mso-wrap-style:square;mso-wrap-distance-left:9pt;mso-wrap-distance-top:0;mso-wrap-distance-right:9pt;mso-wrap-distance-bottom:0;mso-position-horizontal:absolute;mso-position-horizontal-relative:text;mso-position-vertical:absolute;mso-position-vertical-relative:text" from="12.85pt,36.6pt" to="1319.55pt,39.45pt" o:gfxdata="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" strokecolor="#156082 [3204]" strokeweight=".5pt">
                 <v:stroke joinstyle="miter"/>
               </v:line>
             </w:pict>
@@ -1471,6 +1476,11 @@
       </w:pPr>
     </w:p>
     <w:p>
+      <w:pPr>
+        <w:rPr>
+          <w:rFonts w:hint="eastAsia"/>
+        </w:rPr>
+      </w:pPr>
       <w:r>
         <w:rPr>
           <w:rFonts w:hint="eastAsia"/>
@@ -1479,6 +1489,11 @@
       </w:r>
     </w:p>
     <w:p>
+      <w:pPr>
+        <w:rPr>
+          <w:rFonts w:hint="eastAsia"/>
+        </w:rPr>
+      </w:pPr>
       <w:r>
         <w:rPr>
           <w:rFonts w:hint="eastAsia"/>
@@ -1487,7 +1502,15 @@
       </w:r>
     </w:p>
     <w:p>
-      <w:r>
+      <w:pPr>
+        <w:rPr>
+          <w:rFonts w:hint="eastAsia"/>
+        </w:rPr>
+      </w:pPr>
+      <w:r>
+        <w:rPr>
+          <w:noProof/>
+        </w:rPr>
         <w:drawing>
           <wp:inline distT="0" distB="0" distL="0" distR="0" wp14:anchorId="03A8218E" wp14:editId="641C09D1">
             <wp:extent cx="8145012" cy="514422"/>
@@ -1538,6 +1561,9 @@
         </w:rPr>
       </w:pPr>
       <w:r>
+        <w:rPr>
+          <w:noProof/>
+        </w:rPr>
         <w:drawing>
           <wp:inline distT="0" distB="0" distL="0" distR="0" wp14:anchorId="0A60AD7F" wp14:editId="39EC863A">
             <wp:extent cx="14527652" cy="4058216"/>
@@ -1576,7 +1602,15 @@
       </w:r>
     </w:p>
     <w:p>
-      <w:r>
+      <w:pPr>
+        <w:rPr>
+          <w:rFonts w:hint="eastAsia"/>
+        </w:rPr>
+      </w:pPr>
+      <w:r>
+        <w:rPr>
+          <w:noProof/>
+        </w:rPr>
         <w:drawing>
           <wp:inline distT="0" distB="0" distL="0" distR="0" wp14:anchorId="5785C20E" wp14:editId="4172850D">
             <wp:extent cx="3877216" cy="3448531"/>
@@ -1621,6 +1655,11 @@
       </w:r>
     </w:p>
     <w:p>
+      <w:pPr>
+        <w:rPr>
+          <w:rFonts w:hint="eastAsia"/>
+        </w:rPr>
+      </w:pPr>
       <w:r>
         <w:rPr>
           <w:rFonts w:hint="eastAsia"/>
@@ -1650,6 +1689,9 @@
         </w:rPr>
       </w:pPr>
       <w:r>
+        <w:rPr>
+          <w:noProof/>
+        </w:rPr>
         <w:drawing>
           <wp:inline distT="0" distB="0" distL="0" distR="0" wp14:anchorId="6828AA64" wp14:editId="7B1DAD5E">
             <wp:extent cx="4220164" cy="552527"/>
@@ -1696,6 +1738,9 @@
     <w:p>
       <w:pPr>
         <w:ind w:firstLineChars="100" w:firstLine="220"/>
+        <w:rPr>
+          <w:rFonts w:hint="eastAsia"/>
+        </w:rPr>
       </w:pPr>
       <w:r>
         <w:rPr>
@@ -1704,6 +1749,9 @@
         <w:t>dx\dy选项用来设置是水平Sobel还是垂直Sobel,注意不要同时设置，效果很差。融合要用</w:t>
       </w:r>
       <w:r>
+        <w:rPr>
+          <w:noProof/>
+        </w:rPr>
         <w:drawing>
           <wp:inline distT="0" distB="0" distL="0" distR="0" wp14:anchorId="3774151C" wp14:editId="7B5AB134">
             <wp:extent cx="5125165" cy="543001"/>
@@ -1750,6 +1798,11 @@
       </w:pPr>
     </w:p>
     <w:p>
+      <w:pPr>
+        <w:rPr>
+          <w:rFonts w:hint="eastAsia"/>
+        </w:rPr>
+      </w:pPr>
       <w:r>
         <w:t>Scharr</w:t>
       </w:r>
@@ -1767,6 +1820,9 @@
         </w:rPr>
       </w:pPr>
       <w:r>
+        <w:rPr>
+          <w:noProof/>
+        </w:rPr>
         <w:drawing>
           <wp:inline distT="0" distB="0" distL="0" distR="0" wp14:anchorId="0993472C" wp14:editId="721E0E11">
             <wp:extent cx="4867954" cy="4553585"/>
@@ -1818,6 +1874,11 @@
       </w:r>
     </w:p>
     <w:p>
+      <w:pPr>
+        <w:rPr>
+          <w:rFonts w:hint="eastAsia"/>
+        </w:rPr>
+      </w:pPr>
       <w:r>
         <w:rPr>
           <w:rFonts w:hint="eastAsia"/>
@@ -1825,6 +1886,9 @@
         <w:t>、</w:t>
       </w:r>
       <w:r>
+        <w:rPr>
+          <w:noProof/>
+        </w:rPr>
         <w:drawing>
           <wp:inline distT="0" distB="0" distL="0" distR="0" wp14:anchorId="21138258" wp14:editId="047C3114">
             <wp:extent cx="7182852" cy="466790"/>
@@ -1869,6 +1933,9 @@
         </w:rPr>
       </w:pPr>
       <w:r>
+        <w:rPr>
+          <w:noProof/>
+        </w:rPr>
         <w:drawing>
           <wp:inline distT="0" distB="0" distL="0" distR="0" wp14:anchorId="72A6A826" wp14:editId="7E8DA9E5">
             <wp:extent cx="15156390" cy="3410426"/>
@@ -1907,6 +1974,11 @@
       </w:r>
     </w:p>
     <w:p>
+      <w:pPr>
+        <w:rPr>
+          <w:rFonts w:hint="eastAsia"/>
+        </w:rPr>
+      </w:pPr>
       <w:r>
         <w:rPr>
           <w:rFonts w:hint="eastAsia"/>
@@ -1915,12 +1987,25 @@
       </w:r>
     </w:p>
     <w:p>
+      <w:pPr>
+        <w:rPr>
+          <w:rFonts w:hint="eastAsia"/>
+        </w:rPr>
+      </w:pPr>
       <w:r>
         <w:t>Laplacian 微分</w:t>
       </w:r>
     </w:p>
     <w:p>
-      <w:r>
+      <w:pPr>
+        <w:rPr>
+          <w:rFonts w:hint="eastAsia"/>
+        </w:rPr>
+      </w:pPr>
+      <w:r>
+        <w:rPr>
+          <w:noProof/>
+        </w:rPr>
         <w:drawing>
           <wp:inline distT="0" distB="0" distL="0" distR="0" wp14:anchorId="21307DD2" wp14:editId="5C57A2B3">
             <wp:extent cx="15727970" cy="7802064"/>
@@ -1959,7 +2044,15 @@
       </w:r>
     </w:p>
     <w:p>
-      <w:r>
+      <w:pPr>
+        <w:rPr>
+          <w:rFonts w:hint="eastAsia"/>
+        </w:rPr>
+      </w:pPr>
+      <w:r>
+        <w:rPr>
+          <w:noProof/>
+        </w:rPr>
         <w:drawing>
           <wp:inline distT="0" distB="0" distL="0" distR="0" wp14:anchorId="6E0E292F" wp14:editId="304EE497">
             <wp:extent cx="10564699" cy="924054"/>
@@ -1997,6 +2090,9 @@
         </w:drawing>
       </w:r>
       <w:r>
+        <w:rPr>
+          <w:noProof/>
+        </w:rPr>
         <w:drawing>
           <wp:inline distT="0" distB="0" distL="0" distR="0" wp14:anchorId="22D42BA7" wp14:editId="409B735E">
             <wp:extent cx="6725589" cy="4239217"/>
@@ -2040,6 +2136,716 @@
           <w:rFonts w:hint="eastAsia"/>
         </w:rPr>
       </w:pPr>
+      <w:r>
+        <w:rPr>
+          <w:rFonts w:hint="eastAsia"/>
+          <w:noProof/>
+        </w:rPr>
+        <mc:AlternateContent>
+          <mc:Choice Requires="wps">
+            <w:drawing>
+              <wp:anchor distT="0" distB="0" distL="114300" distR="114300" simplePos="0" relativeHeight="251660288" behindDoc="0" locked="0" layoutInCell="1" allowOverlap="1" wp14:anchorId="58A0D1BE" wp14:editId="0ED8BE3C">
+                <wp:simplePos x="0" y="0"/>
+                <wp:positionH relativeFrom="column">
+                  <wp:posOffset>53975</wp:posOffset>
+                </wp:positionH>
+                <wp:positionV relativeFrom="paragraph">
+                  <wp:posOffset>236855</wp:posOffset>
+                </wp:positionV>
+                <wp:extent cx="19129375" cy="8890"/>
+                <wp:effectExtent l="0" t="0" r="34925" b="29210"/>
+                <wp:wrapNone/>
+                <wp:docPr id="579909514" name="直接连接符 2"/>
+                <wp:cNvGraphicFramePr/>
+                <a:graphic xmlns:a="http://schemas.openxmlformats.org/drawingml/2006/main">
+                  <a:graphicData uri="http://schemas.microsoft.com/office/word/2010/wordprocessingShape">
+                    <wps:wsp>
+                      <wps:cNvCnPr/>
+                      <wps:spPr>
+                        <a:xfrm flipV="1">
+                          <a:off x="0" y="0"/>
+                          <a:ext cx="19129375" cy="8890"/>
+                        </a:xfrm>
+                        <a:prstGeom prst="line">
+                          <a:avLst/>
+                        </a:prstGeom>
+                      </wps:spPr>
+                      <wps:style>
+                        <a:lnRef idx="1">
+                          <a:schemeClr val="accent1"/>
+                        </a:lnRef>
+                        <a:fillRef idx="0">
+                          <a:schemeClr val="accent1"/>
+                        </a:fillRef>
+                        <a:effectRef idx="0">
+                          <a:schemeClr val="accent1"/>
+                        </a:effectRef>
+                        <a:fontRef idx="minor">
+                          <a:schemeClr val="tx1"/>
+                        </a:fontRef>
+                      </wps:style>
+                      <wps:bodyPr/>
+                    </wps:wsp>
+                  </a:graphicData>
+                </a:graphic>
+              </wp:anchor>
+            </w:drawing>
+          </mc:Choice>
+          <mc:Fallback>
+            <w:pict>
+              <v:line w14:anchorId="7B82CE03" id="直接连接符 2" o:spid="_x0000_s1026" style="position:absolute;flip:y;z-index:251660288;visibility:visible;mso-wrap-style:square;mso-wrap-distance-left:9pt;mso-wrap-distance-top:0;mso-wrap-distance-right:9pt;mso-wrap-distance-bottom:0;mso-position-horizontal:absolute;mso-position-horizontal-relative:text;mso-position-vertical:absolute;mso-position-vertical-relative:text" from="4.25pt,18.65pt" to="1510.5pt,19.35pt" o:gfxdata="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" strokecolor="#156082 [3204]" strokeweight=".5pt">
+                <v:stroke joinstyle="miter"/>
+              </v:line>
+            </w:pict>
+          </mc:Fallback>
+        </mc:AlternateContent>
+      </w:r>
+    </w:p>
+    <w:p>
+      <w:pPr>
+        <w:rPr>
+          <w:rFonts w:hint="eastAsia"/>
+        </w:rPr>
+      </w:pPr>
+      <w:r>
+        <w:t>Canny 边缘检测</w:t>
+      </w:r>
+    </w:p>
+    <w:p>
+      <w:pPr>
+        <w:rPr>
+          <w:rFonts w:hint="eastAsia"/>
+        </w:rPr>
+      </w:pPr>
+      <w:r>
+        <w:rPr>
+          <w:noProof/>
+        </w:rPr>
+        <w:drawing>
+          <wp:inline distT="0" distB="0" distL="0" distR="0" wp14:anchorId="73C23D76" wp14:editId="7DBCC077">
+            <wp:extent cx="9907383" cy="10526594"/>
+            <wp:effectExtent l="0" t="0" r="0" b="8255"/>
+            <wp:docPr id="1793731058" name="图片 1"/>
+            <wp:cNvGraphicFramePr>
+              <a:graphicFrameLocks xmlns:a="http://schemas.openxmlformats.org/drawingml/2006/main" noChangeAspect="1"/>
+            </wp:cNvGraphicFramePr>
+            <a:graphic xmlns:a="http://schemas.openxmlformats.org/drawingml/2006/main">
+              <a:graphicData uri="http://schemas.openxmlformats.org/drawingml/2006/picture">
+                <pic:pic xmlns:pic="http://schemas.openxmlformats.org/drawingml/2006/picture">
+                  <pic:nvPicPr>
+                    <pic:cNvPr id="1793731058" name=""/>
+                    <pic:cNvPicPr/>
+                  </pic:nvPicPr>
+                  <pic:blipFill>
+                    <a:blip r:embed="rId38"/>
+                    <a:stretch>
+                      <a:fillRect/>
+                    </a:stretch>
+                  </pic:blipFill>
+                  <pic:spPr>
+                    <a:xfrm>
+                      <a:off x="0" y="0"/>
+                      <a:ext cx="9907383" cy="10526594"/>
+                    </a:xfrm>
+                    <a:prstGeom prst="rect">
+                      <a:avLst/>
+                    </a:prstGeom>
+                  </pic:spPr>
+                </pic:pic>
+              </a:graphicData>
+            </a:graphic>
+          </wp:inline>
+        </w:drawing>
+      </w:r>
+    </w:p>
+    <w:p>
+      <w:pPr>
+        <w:rPr>
+          <w:rFonts w:hint="eastAsia"/>
+        </w:rPr>
+      </w:pPr>
+      <w:r>
+        <w:rPr>
+          <w:noProof/>
+        </w:rPr>
+        <w:drawing>
+          <wp:inline distT="0" distB="0" distL="0" distR="0" wp14:anchorId="2A0C417D" wp14:editId="3339309A">
+            <wp:extent cx="9802593" cy="8211696"/>
+            <wp:effectExtent l="0" t="0" r="8255" b="0"/>
+            <wp:docPr id="239837316" name="图片 1"/>
+            <wp:cNvGraphicFramePr>
+              <a:graphicFrameLocks xmlns:a="http://schemas.openxmlformats.org/drawingml/2006/main" noChangeAspect="1"/>
+            </wp:cNvGraphicFramePr>
+            <a:graphic xmlns:a="http://schemas.openxmlformats.org/drawingml/2006/main">
+              <a:graphicData uri="http://schemas.openxmlformats.org/drawingml/2006/picture">
+                <pic:pic xmlns:pic="http://schemas.openxmlformats.org/drawingml/2006/picture">
+                  <pic:nvPicPr>
+                    <pic:cNvPr id="239837316" name=""/>
+                    <pic:cNvPicPr/>
+                  </pic:nvPicPr>
+                  <pic:blipFill>
+                    <a:blip r:embed="rId39"/>
+                    <a:stretch>
+                      <a:fillRect/>
+                    </a:stretch>
+                  </pic:blipFill>
+                  <pic:spPr>
+                    <a:xfrm>
+                      <a:off x="0" y="0"/>
+                      <a:ext cx="9802593" cy="8211696"/>
+                    </a:xfrm>
+                    <a:prstGeom prst="rect">
+                      <a:avLst/>
+                    </a:prstGeom>
+                  </pic:spPr>
+                </pic:pic>
+              </a:graphicData>
+            </a:graphic>
+          </wp:inline>
+        </w:drawing>
+      </w:r>
+    </w:p>
+    <w:p>
+      <w:pPr>
+        <w:rPr>
+          <w:rFonts w:hint="eastAsia"/>
+        </w:rPr>
+      </w:pPr>
+      <w:r>
+        <w:t>OpenCV 将以上所有内容放在单个函数中， </w:t>
+      </w:r>
+      <w:hyperlink r:id="rId40" w:anchor="ga04723e007ed888ddf11d9ba04e2232de" w:tooltip="Finds edges in an image using the Canny algorithm  ." w:history="1">
+        <w:r>
+          <w:rPr>
+            <w:rStyle w:val="ae"/>
+            <w:b/>
+            <w:bCs/>
+          </w:rPr>
+          <w:t>cv.Canny（）</w:t>
+        </w:r>
+      </w:hyperlink>
+    </w:p>
+    <w:p>
+      <w:r>
+        <w:drawing>
+          <wp:inline distT="0" distB="0" distL="0" distR="0" wp14:anchorId="2FBA21F1" wp14:editId="12B4E63B">
+            <wp:extent cx="8697539" cy="438211"/>
+            <wp:effectExtent l="0" t="0" r="8890" b="0"/>
+            <wp:docPr id="1116495614" name="图片 1"/>
+            <wp:cNvGraphicFramePr>
+              <a:graphicFrameLocks xmlns:a="http://schemas.openxmlformats.org/drawingml/2006/main" noChangeAspect="1"/>
+            </wp:cNvGraphicFramePr>
+            <a:graphic xmlns:a="http://schemas.openxmlformats.org/drawingml/2006/main">
+              <a:graphicData uri="http://schemas.openxmlformats.org/drawingml/2006/picture">
+                <pic:pic xmlns:pic="http://schemas.openxmlformats.org/drawingml/2006/picture">
+                  <pic:nvPicPr>
+                    <pic:cNvPr id="1116495614" name=""/>
+                    <pic:cNvPicPr/>
+                  </pic:nvPicPr>
+                  <pic:blipFill>
+                    <a:blip r:embed="rId41"/>
+                    <a:stretch>
+                      <a:fillRect/>
+                    </a:stretch>
+                  </pic:blipFill>
+                  <pic:spPr>
+                    <a:xfrm>
+                      <a:off x="0" y="0"/>
+                      <a:ext cx="8697539" cy="438211"/>
+                    </a:xfrm>
+                    <a:prstGeom prst="rect">
+                      <a:avLst/>
+                    </a:prstGeom>
+                  </pic:spPr>
+                </pic:pic>
+              </a:graphicData>
+            </a:graphic>
+          </wp:inline>
+        </w:drawing>
+      </w:r>
+    </w:p>
+    <w:p>
+      <w:pPr>
+        <w:rPr>
+          <w:b/>
+          <w:bCs/>
+        </w:rPr>
+      </w:pPr>
+      <w:r>
+        <w:rPr>
+          <w:b/>
+          <w:bCs/>
+        </w:rPr>
+        <w:drawing>
+          <wp:inline distT="0" distB="0" distL="0" distR="0" wp14:anchorId="7BA42C95" wp14:editId="644F3B93">
+            <wp:extent cx="14327599" cy="3219899"/>
+            <wp:effectExtent l="0" t="0" r="0" b="0"/>
+            <wp:docPr id="273691185" name="图片 1"/>
+            <wp:cNvGraphicFramePr>
+              <a:graphicFrameLocks xmlns:a="http://schemas.openxmlformats.org/drawingml/2006/main" noChangeAspect="1"/>
+            </wp:cNvGraphicFramePr>
+            <a:graphic xmlns:a="http://schemas.openxmlformats.org/drawingml/2006/main">
+              <a:graphicData uri="http://schemas.openxmlformats.org/drawingml/2006/picture">
+                <pic:pic xmlns:pic="http://schemas.openxmlformats.org/drawingml/2006/picture">
+                  <pic:nvPicPr>
+                    <pic:cNvPr id="273691185" name=""/>
+                    <pic:cNvPicPr/>
+                  </pic:nvPicPr>
+                  <pic:blipFill>
+                    <a:blip r:embed="rId42"/>
+                    <a:stretch>
+                      <a:fillRect/>
+                    </a:stretch>
+                  </pic:blipFill>
+                  <pic:spPr>
+                    <a:xfrm>
+                      <a:off x="0" y="0"/>
+                      <a:ext cx="14327599" cy="3219899"/>
+                    </a:xfrm>
+                    <a:prstGeom prst="rect">
+                      <a:avLst/>
+                    </a:prstGeom>
+                  </pic:spPr>
+                </pic:pic>
+              </a:graphicData>
+            </a:graphic>
+          </wp:inline>
+        </w:drawing>
+      </w:r>
+    </w:p>
+    <w:p>
+      <w:pPr>
+        <w:rPr>
+          <w:b/>
+          <w:bCs/>
+        </w:rPr>
+      </w:pPr>
+      <w:r>
+        <w:rPr>
+          <w:b/>
+          <w:bCs/>
+        </w:rPr>
+        <w:drawing>
+          <wp:inline distT="0" distB="0" distL="0" distR="0" wp14:anchorId="1820F71B" wp14:editId="43B490B0">
+            <wp:extent cx="6858957" cy="838317"/>
+            <wp:effectExtent l="0" t="0" r="0" b="0"/>
+            <wp:docPr id="582716130" name="图片 1"/>
+            <wp:cNvGraphicFramePr>
+              <a:graphicFrameLocks xmlns:a="http://schemas.openxmlformats.org/drawingml/2006/main" noChangeAspect="1"/>
+            </wp:cNvGraphicFramePr>
+            <a:graphic xmlns:a="http://schemas.openxmlformats.org/drawingml/2006/main">
+              <a:graphicData uri="http://schemas.openxmlformats.org/drawingml/2006/picture">
+                <pic:pic xmlns:pic="http://schemas.openxmlformats.org/drawingml/2006/picture">
+                  <pic:nvPicPr>
+                    <pic:cNvPr id="582716130" name=""/>
+                    <pic:cNvPicPr/>
+                  </pic:nvPicPr>
+                  <pic:blipFill>
+                    <a:blip r:embed="rId43"/>
+                    <a:stretch>
+                      <a:fillRect/>
+                    </a:stretch>
+                  </pic:blipFill>
+                  <pic:spPr>
+                    <a:xfrm>
+                      <a:off x="0" y="0"/>
+                      <a:ext cx="6858957" cy="838317"/>
+                    </a:xfrm>
+                    <a:prstGeom prst="rect">
+                      <a:avLst/>
+                    </a:prstGeom>
+                  </pic:spPr>
+                </pic:pic>
+              </a:graphicData>
+            </a:graphic>
+          </wp:inline>
+        </w:drawing>
+      </w:r>
+    </w:p>
+    <w:p>
+      <w:pPr>
+        <w:rPr>
+          <w:b/>
+          <w:bCs/>
+        </w:rPr>
+      </w:pPr>
+      <w:r>
+        <w:rPr>
+          <w:b/>
+          <w:bCs/>
+        </w:rPr>
+        <w:drawing>
+          <wp:inline distT="0" distB="0" distL="0" distR="0" wp14:anchorId="32B54F64" wp14:editId="70B38E69">
+            <wp:extent cx="9593014" cy="3010320"/>
+            <wp:effectExtent l="0" t="0" r="8255" b="0"/>
+            <wp:docPr id="1211688655" name="图片 1"/>
+            <wp:cNvGraphicFramePr>
+              <a:graphicFrameLocks xmlns:a="http://schemas.openxmlformats.org/drawingml/2006/main" noChangeAspect="1"/>
+            </wp:cNvGraphicFramePr>
+            <a:graphic xmlns:a="http://schemas.openxmlformats.org/drawingml/2006/main">
+              <a:graphicData uri="http://schemas.openxmlformats.org/drawingml/2006/picture">
+                <pic:pic xmlns:pic="http://schemas.openxmlformats.org/drawingml/2006/picture">
+                  <pic:nvPicPr>
+                    <pic:cNvPr id="1211688655" name=""/>
+                    <pic:cNvPicPr/>
+                  </pic:nvPicPr>
+                  <pic:blipFill>
+                    <a:blip r:embed="rId44"/>
+                    <a:stretch>
+                      <a:fillRect/>
+                    </a:stretch>
+                  </pic:blipFill>
+                  <pic:spPr>
+                    <a:xfrm>
+                      <a:off x="0" y="0"/>
+                      <a:ext cx="9593014" cy="3010320"/>
+                    </a:xfrm>
+                    <a:prstGeom prst="rect">
+                      <a:avLst/>
+                    </a:prstGeom>
+                  </pic:spPr>
+                </pic:pic>
+              </a:graphicData>
+            </a:graphic>
+          </wp:inline>
+        </w:drawing>
+      </w:r>
+    </w:p>
+    <w:p>
+      <w:pPr>
+        <w:rPr>
+          <w:b/>
+          <w:bCs/>
+        </w:rPr>
+      </w:pPr>
+      <w:r>
+        <w:rPr>
+          <w:b/>
+          <w:bCs/>
+        </w:rPr>
+        <w:drawing>
+          <wp:inline distT="0" distB="0" distL="0" distR="0" wp14:anchorId="38698E09" wp14:editId="447AB76D">
+            <wp:extent cx="5811061" cy="4220164"/>
+            <wp:effectExtent l="0" t="0" r="0" b="9525"/>
+            <wp:docPr id="1026298415" name="图片 1"/>
+            <wp:cNvGraphicFramePr>
+              <a:graphicFrameLocks xmlns:a="http://schemas.openxmlformats.org/drawingml/2006/main" noChangeAspect="1"/>
+            </wp:cNvGraphicFramePr>
+            <a:graphic xmlns:a="http://schemas.openxmlformats.org/drawingml/2006/main">
+              <a:graphicData uri="http://schemas.openxmlformats.org/drawingml/2006/picture">
+                <pic:pic xmlns:pic="http://schemas.openxmlformats.org/drawingml/2006/picture">
+                  <pic:nvPicPr>
+                    <pic:cNvPr id="1026298415" name=""/>
+                    <pic:cNvPicPr/>
+                  </pic:nvPicPr>
+                  <pic:blipFill>
+                    <a:blip r:embed="rId45"/>
+                    <a:stretch>
+                      <a:fillRect/>
+                    </a:stretch>
+                  </pic:blipFill>
+                  <pic:spPr>
+                    <a:xfrm>
+                      <a:off x="0" y="0"/>
+                      <a:ext cx="5811061" cy="4220164"/>
+                    </a:xfrm>
+                    <a:prstGeom prst="rect">
+                      <a:avLst/>
+                    </a:prstGeom>
+                  </pic:spPr>
+                </pic:pic>
+              </a:graphicData>
+            </a:graphic>
+          </wp:inline>
+        </w:drawing>
+      </w:r>
+    </w:p>
+    <w:p>
+      <w:pPr>
+        <w:rPr>
+          <w:b/>
+          <w:bCs/>
+        </w:rPr>
+      </w:pPr>
+      <w:r>
+        <w:rPr>
+          <w:rFonts w:hint="eastAsia"/>
+          <w:b/>
+          <w:bCs/>
+        </w:rPr>
+        <w:t>图像金字塔</w:t>
+      </w:r>
+    </w:p>
+    <w:p>
+      <w:pPr>
+        <w:rPr>
+          <w:rFonts w:hint="eastAsia"/>
+          <w:b/>
+          <w:bCs/>
+        </w:rPr>
+      </w:pPr>
+      <w:r>
+        <w:rPr>
+          <w:b/>
+          <w:bCs/>
+        </w:rPr>
+        <w:t>在通常情况下我们使用大小恒定的图像。但在某些情况下，我们需要使用不同分辨率的同幅图像。</w:t>
+      </w:r>
+    </w:p>
+    <w:p>
+      <w:r>
+        <w:rPr>
+          <w:rFonts w:hint="eastAsia"/>
+        </w:rPr>
+        <w:t>塔座（高分辨率大图像），塔顶（低分辨率小图像）</w:t>
+      </w:r>
+    </w:p>
+    <w:p>
+      <w:r>
+        <w:rPr>
+          <w:rFonts w:hint="eastAsia"/>
+        </w:rPr>
+        <w:t>上采样、下采样</w:t>
+      </w:r>
+    </w:p>
+    <w:p>
+      <w:pPr>
+        <w:rPr>
+          <w:rFonts w:hint="eastAsia"/>
+        </w:rPr>
+      </w:pPr>
+      <w:r>
+        <w:rPr>
+          <w:rFonts w:hint="eastAsia"/>
+        </w:rPr>
+        <w:t>注意上采样是放大，下采样是缩小</w:t>
+      </w:r>
+    </w:p>
+    <w:p>
+      <w:r>
+        <w:rPr>
+          <w:b/>
+          <w:bCs/>
+        </w:rPr>
+        <w:drawing>
+          <wp:inline distT="0" distB="0" distL="0" distR="0" wp14:anchorId="4C116B8D" wp14:editId="5357E11B">
+            <wp:extent cx="12412807" cy="5258534"/>
+            <wp:effectExtent l="0" t="0" r="8255" b="0"/>
+            <wp:docPr id="508999301" name="图片 1"/>
+            <wp:cNvGraphicFramePr>
+              <a:graphicFrameLocks xmlns:a="http://schemas.openxmlformats.org/drawingml/2006/main" noChangeAspect="1"/>
+            </wp:cNvGraphicFramePr>
+            <a:graphic xmlns:a="http://schemas.openxmlformats.org/drawingml/2006/main">
+              <a:graphicData uri="http://schemas.openxmlformats.org/drawingml/2006/picture">
+                <pic:pic xmlns:pic="http://schemas.openxmlformats.org/drawingml/2006/picture">
+                  <pic:nvPicPr>
+                    <pic:cNvPr id="508999301" name=""/>
+                    <pic:cNvPicPr/>
+                  </pic:nvPicPr>
+                  <pic:blipFill>
+                    <a:blip r:embed="rId46"/>
+                    <a:stretch>
+                      <a:fillRect/>
+                    </a:stretch>
+                  </pic:blipFill>
+                  <pic:spPr>
+                    <a:xfrm>
+                      <a:off x="0" y="0"/>
+                      <a:ext cx="12412807" cy="5258534"/>
+                    </a:xfrm>
+                    <a:prstGeom prst="rect">
+                      <a:avLst/>
+                    </a:prstGeom>
+                  </pic:spPr>
+                </pic:pic>
+              </a:graphicData>
+            </a:graphic>
+          </wp:inline>
+        </w:drawing>
+      </w:r>
+    </w:p>
+    <w:p>
+      <w:r>
+        <w:drawing>
+          <wp:inline distT="0" distB="0" distL="0" distR="0" wp14:anchorId="775C90BC" wp14:editId="35296340">
+            <wp:extent cx="12603334" cy="3753374"/>
+            <wp:effectExtent l="0" t="0" r="0" b="0"/>
+            <wp:docPr id="226201560" name="图片 1"/>
+            <wp:cNvGraphicFramePr>
+              <a:graphicFrameLocks xmlns:a="http://schemas.openxmlformats.org/drawingml/2006/main" noChangeAspect="1"/>
+            </wp:cNvGraphicFramePr>
+            <a:graphic xmlns:a="http://schemas.openxmlformats.org/drawingml/2006/main">
+              <a:graphicData uri="http://schemas.openxmlformats.org/drawingml/2006/picture">
+                <pic:pic xmlns:pic="http://schemas.openxmlformats.org/drawingml/2006/picture">
+                  <pic:nvPicPr>
+                    <pic:cNvPr id="226201560" name=""/>
+                    <pic:cNvPicPr/>
+                  </pic:nvPicPr>
+                  <pic:blipFill>
+                    <a:blip r:embed="rId47"/>
+                    <a:stretch>
+                      <a:fillRect/>
+                    </a:stretch>
+                  </pic:blipFill>
+                  <pic:spPr>
+                    <a:xfrm>
+                      <a:off x="0" y="0"/>
+                      <a:ext cx="12603334" cy="3753374"/>
+                    </a:xfrm>
+                    <a:prstGeom prst="rect">
+                      <a:avLst/>
+                    </a:prstGeom>
+                  </pic:spPr>
+                </pic:pic>
+              </a:graphicData>
+            </a:graphic>
+          </wp:inline>
+        </w:drawing>
+      </w:r>
+    </w:p>
+    <w:p>
+      <w:r>
+        <w:rPr>
+          <w:rFonts w:hint="eastAsia"/>
+        </w:rPr>
+        <w:t>拉普拉斯金字塔</w:t>
+      </w:r>
+    </w:p>
+    <w:p>
+      <w:r>
+        <w:drawing>
+          <wp:inline distT="0" distB="0" distL="0" distR="0" wp14:anchorId="2F919C06" wp14:editId="001B54CC">
+            <wp:extent cx="10659963" cy="2667372"/>
+            <wp:effectExtent l="0" t="0" r="8255" b="0"/>
+            <wp:docPr id="1185090967" name="图片 1"/>
+            <wp:cNvGraphicFramePr>
+              <a:graphicFrameLocks xmlns:a="http://schemas.openxmlformats.org/drawingml/2006/main" noChangeAspect="1"/>
+            </wp:cNvGraphicFramePr>
+            <a:graphic xmlns:a="http://schemas.openxmlformats.org/drawingml/2006/main">
+              <a:graphicData uri="http://schemas.openxmlformats.org/drawingml/2006/picture">
+                <pic:pic xmlns:pic="http://schemas.openxmlformats.org/drawingml/2006/picture">
+                  <pic:nvPicPr>
+                    <pic:cNvPr id="1185090967" name=""/>
+                    <pic:cNvPicPr/>
+                  </pic:nvPicPr>
+                  <pic:blipFill>
+                    <a:blip r:embed="rId48"/>
+                    <a:stretch>
+                      <a:fillRect/>
+                    </a:stretch>
+                  </pic:blipFill>
+                  <pic:spPr>
+                    <a:xfrm>
+                      <a:off x="0" y="0"/>
+                      <a:ext cx="10659963" cy="2667372"/>
+                    </a:xfrm>
+                    <a:prstGeom prst="rect">
+                      <a:avLst/>
+                    </a:prstGeom>
+                  </pic:spPr>
+                </pic:pic>
+              </a:graphicData>
+            </a:graphic>
+          </wp:inline>
+        </w:drawing>
+      </w:r>
+      <w:r>
+        <w:rPr>
+          <w:rFonts w:hint="eastAsia"/>
+        </w:rPr>
+        <w:t>用于获取丢失的信息</w:t>
+      </w:r>
+    </w:p>
+    <w:p>
+      <w:r>
+        <w:rPr>
+          <w:rFonts w:hint="eastAsia"/>
+        </w:rPr>
+        <w:t>Resize函数更多用于视觉呈现的放大与缩小，金字塔底层科学用得更多</w:t>
+      </w:r>
+    </w:p>
+    <w:p>
+      <w:r>
+        <w:drawing>
+          <wp:inline distT="0" distB="0" distL="0" distR="0" wp14:anchorId="32BDF0B6" wp14:editId="3BC838F4">
+            <wp:extent cx="16518655" cy="6220693"/>
+            <wp:effectExtent l="0" t="0" r="0" b="8890"/>
+            <wp:docPr id="1416708910" name="图片 1"/>
+            <wp:cNvGraphicFramePr>
+              <a:graphicFrameLocks xmlns:a="http://schemas.openxmlformats.org/drawingml/2006/main" noChangeAspect="1"/>
+            </wp:cNvGraphicFramePr>
+            <a:graphic xmlns:a="http://schemas.openxmlformats.org/drawingml/2006/main">
+              <a:graphicData uri="http://schemas.openxmlformats.org/drawingml/2006/picture">
+                <pic:pic xmlns:pic="http://schemas.openxmlformats.org/drawingml/2006/picture">
+                  <pic:nvPicPr>
+                    <pic:cNvPr id="1416708910" name=""/>
+                    <pic:cNvPicPr/>
+                  </pic:nvPicPr>
+                  <pic:blipFill>
+                    <a:blip r:embed="rId49"/>
+                    <a:stretch>
+                      <a:fillRect/>
+                    </a:stretch>
+                  </pic:blipFill>
+                  <pic:spPr>
+                    <a:xfrm>
+                      <a:off x="0" y="0"/>
+                      <a:ext cx="16518655" cy="6220693"/>
+                    </a:xfrm>
+                    <a:prstGeom prst="rect">
+                      <a:avLst/>
+                    </a:prstGeom>
+                  </pic:spPr>
+                </pic:pic>
+              </a:graphicData>
+            </a:graphic>
+          </wp:inline>
+        </w:drawing>
+      </w:r>
+    </w:p>
+    <w:p>
+      <w:pPr>
+        <w:rPr>
+          <w:rFonts w:hint="eastAsia"/>
+        </w:rPr>
+      </w:pPr>
+      <w:r>
+        <w:drawing>
+          <wp:inline distT="0" distB="0" distL="0" distR="0" wp14:anchorId="27DA10C2" wp14:editId="73C198A6">
+            <wp:extent cx="18871659" cy="8583223"/>
+            <wp:effectExtent l="0" t="0" r="6985" b="8890"/>
+            <wp:docPr id="56896972" name="图片 1"/>
+            <wp:cNvGraphicFramePr>
+              <a:graphicFrameLocks xmlns:a="http://schemas.openxmlformats.org/drawingml/2006/main" noChangeAspect="1"/>
+            </wp:cNvGraphicFramePr>
+            <a:graphic xmlns:a="http://schemas.openxmlformats.org/drawingml/2006/main">
+              <a:graphicData uri="http://schemas.openxmlformats.org/drawingml/2006/picture">
+                <pic:pic xmlns:pic="http://schemas.openxmlformats.org/drawingml/2006/picture">
+                  <pic:nvPicPr>
+                    <pic:cNvPr id="56896972" name=""/>
+                    <pic:cNvPicPr/>
+                  </pic:nvPicPr>
+                  <pic:blipFill>
+                    <a:blip r:embed="rId50"/>
+                    <a:stretch>
+                      <a:fillRect/>
+                    </a:stretch>
+                  </pic:blipFill>
+                  <pic:spPr>
+                    <a:xfrm>
+                      <a:off x="0" y="0"/>
+                      <a:ext cx="18871659" cy="8583223"/>
+                    </a:xfrm>
+                    <a:prstGeom prst="rect">
+                      <a:avLst/>
+                    </a:prstGeom>
+                  </pic:spPr>
+                </pic:pic>
+              </a:graphicData>
+            </a:graphic>
+          </wp:inline>
+        </w:drawing>
+      </w:r>
     </w:p>
     <w:p>
       <w:pPr>
@@ -2979,6 +3785,29 @@
       <w:spacing w:val="5"/>
     </w:rPr>
   </w:style>
+  <w:style w:type="character" w:styleId="ae">
+    <w:name w:val="Hyperlink"/>
+    <w:basedOn w:val="a0"/>
+    <w:uiPriority w:val="99"/>
+    <w:unhideWhenUsed/>
+    <w:rsid w:val="00B32F1C"/>
+    <w:rPr>
+      <w:color w:val="467886" w:themeColor="hyperlink"/>
+      <w:u w:val="single"/>
+    </w:rPr>
+  </w:style>
+  <w:style w:type="character" w:styleId="af">
+    <w:name w:val="Unresolved Mention"/>
+    <w:basedOn w:val="a0"/>
+    <w:uiPriority w:val="99"/>
+    <w:semiHidden/>
+    <w:unhideWhenUsed/>
+    <w:rsid w:val="00B32F1C"/>
+    <w:rPr>
+      <w:color w:val="605E5C"/>
+      <w:shd w:val="clear" w:color="auto" w:fill="E1DFDD"/>
+    </w:rPr>
+  </w:style>
 </w:styles>
 </file>
 
